--- a/pr-preview/pr-263/measures-tracked-changes.docx
+++ b/pr-preview/pr-263/measures-tracked-changes.docx
@@ -16,7 +16,7 @@
       </w:pPr>
       <w:del w:id="1" w:author="PR Preview" w:date="2026-01-01T00:00:00Z">
         <w:r>
-          <w:delText xml:space="preserve">Last modified: 2026-10-13 11:22:25 (PDT)</w:delText>
+          <w:delText xml:space="preserve">Last modified: 2026-10-13 17:46:07 (PDT)</w:delText>
         </w:r>
       </w:del>
     </w:p>
@@ -26,7 +26,7 @@
       </w:pPr>
       <w:ins w:id="2" w:author="PR Preview" w:date="2026-01-01T00:00:00Z">
         <w:r>
-          <w:t xml:space="preserve">Last modified: 2026-10-13 13:40:26 (PDT)</w:t>
+          <w:t xml:space="preserve">Last modified: 2026-10-13 17:44:25 (PDT)</w:t>
         </w:r>
       </w:ins>
     </w:p>
@@ -7322,7 +7322,7 @@
     </w:p>
     <w:bookmarkEnd w:id="41"/>
     <w:bookmarkEnd w:id="42"/>
-    <w:bookmarkStart w:id="56" w:name="infinite-sums"/>
+    <w:bookmarkStart w:id="57" w:name="infinite-sums"/>
     <w:p>
       <w:pPr>
         <w:pStyle w:val="Heading2"/>
@@ -8685,7 +8685,7 @@
       </w:r>
     </w:p>
     <w:bookmarkEnd w:id="48"/>
-    <w:bookmarkStart w:id="50" w:name="def-infinite-sum"/>
+    <w:bookmarkStart w:id="51" w:name="def-infinite-sum"/>
     <w:p>
       <w:pPr>
         <w:pStyle w:val="BodyText"/>
@@ -9092,7 +9092,7 @@
       <w:r>
         <w:t xml:space="preserve"> </w:t>
       </w:r>
-      <w:hyperlink r:id="rId49">
+      <w:hyperlink r:id="rId50">
         <w:r>
           <w:rPr>
             <w:rStyle w:val="Hyperlink"/>
@@ -9213,8 +9213,8 @@
         <w:t xml:space="preserve">are defined the same way.</w:t>
       </w:r>
     </w:p>
-    <w:bookmarkEnd w:id="50"/>
-    <w:bookmarkStart w:id="51" w:name="exm-infinite-sum"/>
+    <w:bookmarkEnd w:id="51"/>
+    <w:bookmarkStart w:id="52" w:name="exm-infinite-sum"/>
     <w:p>
       <w:pPr>
         <w:pStyle w:val="BodyText"/>
@@ -9644,8 +9644,8 @@
         <w:t xml:space="preserve">.</w:t>
       </w:r>
     </w:p>
-    <w:bookmarkEnd w:id="51"/>
-    <w:bookmarkStart w:id="52" w:name="lem-nonneg-series"/>
+    <w:bookmarkEnd w:id="52"/>
+    <w:bookmarkStart w:id="53" w:name="lem-nonneg-series"/>
     <w:p>
       <w:pPr>
         <w:pStyle w:val="FirstParagraph"/>
@@ -10073,7 +10073,7 @@
         <w:t xml:space="preserve">.</w:t>
       </w:r>
     </w:p>
-    <w:bookmarkEnd w:id="52"/>
+    <w:bookmarkEnd w:id="53"/>
     <w:p>
       <w:pPr>
         <w:pStyle w:val="BodyText"/>
@@ -10436,7 +10436,7 @@
       <w:r>
         <w:t xml:space="preserve"> </w:t>
       </w:r>
-      <w:hyperlink r:id="rId53">
+      <w:hyperlink r:id="rId54">
         <w:r>
           <w:rPr>
             <w:rStyle w:val="Hyperlink"/>
@@ -10456,7 +10456,7 @@
       <w:r>
         <w:t xml:space="preserve"> </w:t>
       </w:r>
-      <w:hyperlink r:id="rId54">
+      <w:hyperlink r:id="rId55">
         <w:r>
           <w:rPr>
             <w:rStyle w:val="Hyperlink"/>
@@ -10499,7 +10499,7 @@
       <w:r>
         <w:t xml:space="preserve"> </w:t>
       </w:r>
-      <w:hyperlink r:id="rId55">
+      <w:hyperlink r:id="rId56">
         <w:r>
           <w:rPr>
             <w:rStyle w:val="Hyperlink"/>
@@ -10635,8 +10635,8 @@
         <w:t xml:space="preserve">.</w:t>
       </w:r>
     </w:p>
-    <w:bookmarkEnd w:id="56"/>
-    <w:bookmarkStart w:id="74" w:name="additivity"/>
+    <w:bookmarkEnd w:id="57"/>
+    <w:bookmarkStart w:id="75" w:name="additivity"/>
     <w:p>
       <w:pPr>
         <w:pStyle w:val="Heading2"/>
@@ -10645,7 +10645,7 @@
         <w:t xml:space="preserve">4 Additivity</w:t>
       </w:r>
     </w:p>
-    <w:bookmarkStart w:id="58" w:name="def-finite-additivity"/>
+    <w:bookmarkStart w:id="59" w:name="def-finite-additivity"/>
     <w:p>
       <w:pPr>
         <w:pStyle w:val="FirstParagraph"/>
@@ -10723,7 +10723,7 @@
       <w:r>
         <w:t xml:space="preserve"> </w:t>
       </w:r>
-      <w:hyperlink r:id="rId57">
+      <w:hyperlink r:id="rId58">
         <w:r>
           <w:rPr>
             <w:rStyle w:val="Hyperlink"/>
@@ -11053,8 +11053,8 @@
         </m:oMath>
       </m:oMathPara>
     </w:p>
-    <w:bookmarkEnd w:id="58"/>
-    <w:bookmarkStart w:id="59" w:name="exm-finite-additivity"/>
+    <w:bookmarkEnd w:id="59"/>
+    <w:bookmarkStart w:id="60" w:name="exm-finite-additivity"/>
     <w:p>
       <w:pPr>
         <w:pStyle w:val="FirstParagraph"/>
@@ -11809,8 +11809,8 @@
         <w:t xml:space="preserve">is finitely additive.</w:t>
       </w:r>
     </w:p>
-    <w:bookmarkEnd w:id="59"/>
-    <w:bookmarkStart w:id="60" w:name="exm-not-finitely-additive"/>
+    <w:bookmarkEnd w:id="60"/>
+    <w:bookmarkStart w:id="61" w:name="exm-not-finitely-additive"/>
     <w:p>
       <w:pPr>
         <w:pStyle w:val="BodyText"/>
@@ -12365,8 +12365,8 @@
         <w:t xml:space="preserve">is not finitely additive.</w:t>
       </w:r>
     </w:p>
-    <w:bookmarkEnd w:id="60"/>
-    <w:bookmarkStart w:id="61" w:name="def-countable-additivity"/>
+    <w:bookmarkEnd w:id="61"/>
+    <w:bookmarkStart w:id="62" w:name="def-countable-additivity"/>
     <w:p>
       <w:pPr>
         <w:pStyle w:val="BodyText"/>
@@ -12789,8 +12789,8 @@
         </m:oMath>
       </m:oMathPara>
     </w:p>
-    <w:bookmarkEnd w:id="61"/>
-    <w:bookmarkStart w:id="62" w:name="exm-countable-additivity"/>
+    <w:bookmarkEnd w:id="62"/>
+    <w:bookmarkStart w:id="63" w:name="exm-countable-additivity"/>
     <w:p>
       <w:pPr>
         <w:pStyle w:val="FirstParagraph"/>
@@ -13116,8 +13116,8 @@
         <w:t xml:space="preserve">is countably additive.</w:t>
       </w:r>
     </w:p>
-    <w:bookmarkEnd w:id="62"/>
-    <w:bookmarkStart w:id="63" w:name="rem-countable-additivity-sum-exists"/>
+    <w:bookmarkEnd w:id="63"/>
+    <w:bookmarkStart w:id="64" w:name="rem-countable-additivity-sum-exists"/>
     <w:p>
       <w:pPr>
         <w:pStyle w:val="BodyText"/>
@@ -13590,8 +13590,8 @@
         <w:t xml:space="preserve">.</w:t>
       </w:r>
     </w:p>
-    <w:bookmarkEnd w:id="63"/>
-    <w:bookmarkStart w:id="64" w:name="lem-countable-additivity-empty"/>
+    <w:bookmarkEnd w:id="64"/>
+    <w:bookmarkStart w:id="65" w:name="lem-countable-additivity-empty"/>
     <w:p>
       <w:pPr>
         <w:pStyle w:val="BodyText"/>
@@ -13766,7 +13766,7 @@
         <w:t xml:space="preserve">.</w:t>
       </w:r>
     </w:p>
-    <w:bookmarkEnd w:id="64"/>
+    <w:bookmarkEnd w:id="65"/>
     <w:p>
       <w:pPr>
         <w:pStyle w:val="BodyText"/>
@@ -14272,7 +14272,7 @@
       <w:r>
         <w:t xml:space="preserve"> </w:t>
       </w:r>
-      <w:hyperlink r:id="rId65">
+      <w:hyperlink r:id="rId66">
         <w:r>
           <w:rPr>
             <w:rStyle w:val="Hyperlink"/>
@@ -14336,7 +14336,7 @@
         <w:t xml:space="preserve">.</w:t>
       </w:r>
     </w:p>
-    <w:bookmarkStart w:id="66" w:name="exm-empty-set-zero"/>
+    <w:bookmarkStart w:id="67" w:name="exm-empty-set-zero"/>
     <w:p>
       <w:pPr>
         <w:pStyle w:val="BodyText"/>
@@ -14616,8 +14616,8 @@
         </m:oMath>
       </m:oMathPara>
     </w:p>
-    <w:bookmarkEnd w:id="66"/>
-    <w:bookmarkStart w:id="67" w:name="exm-empty-set-infinity"/>
+    <w:bookmarkEnd w:id="67"/>
+    <w:bookmarkStart w:id="68" w:name="exm-empty-set-infinity"/>
     <w:p>
       <w:pPr>
         <w:pStyle w:val="FirstParagraph"/>
@@ -15382,8 +15382,8 @@
         <w:t xml:space="preserve">.</w:t>
       </w:r>
     </w:p>
-    <w:bookmarkEnd w:id="67"/>
-    <w:bookmarkStart w:id="68" w:name="rem-empty-set-requirement"/>
+    <w:bookmarkEnd w:id="68"/>
+    <w:bookmarkStart w:id="69" w:name="rem-empty-set-requirement"/>
     <w:p>
       <w:pPr>
         <w:pStyle w:val="BodyText"/>
@@ -15544,8 +15544,8 @@
         <w:t xml:space="preserve">is an extra requirement, not a consequence of countable additivity.</w:t>
       </w:r>
     </w:p>
-    <w:bookmarkEnd w:id="68"/>
-    <w:bookmarkStart w:id="69" w:name="thm-countable-implies-finite"/>
+    <w:bookmarkEnd w:id="69"/>
+    <w:bookmarkStart w:id="70" w:name="thm-countable-implies-finite"/>
     <w:p>
       <w:pPr>
         <w:pStyle w:val="BodyText"/>
@@ -15710,7 +15710,7 @@
         <w:t xml:space="preserve">.</w:t>
       </w:r>
     </w:p>
-    <w:bookmarkEnd w:id="69"/>
+    <w:bookmarkEnd w:id="70"/>
     <w:p>
       <w:pPr>
         <w:pStyle w:val="BodyText"/>
@@ -16607,7 +16607,7 @@
         </m:oMath>
       </m:oMathPara>
     </w:p>
-    <w:bookmarkStart w:id="70" w:name="exm-finite-not-countable"/>
+    <w:bookmarkStart w:id="71" w:name="exm-finite-not-countable"/>
     <w:p>
       <w:pPr>
         <w:pStyle w:val="FirstParagraph"/>
@@ -18251,8 +18251,8 @@
         </m:oMath>
       </m:oMathPara>
     </w:p>
-    <w:bookmarkEnd w:id="70"/>
-    <w:bookmarkStart w:id="73" w:name="rem-finite-not-countable-converse"/>
+    <w:bookmarkEnd w:id="71"/>
+    <w:bookmarkStart w:id="74" w:name="rem-finite-not-countable-converse"/>
     <w:p>
       <w:pPr>
         <w:pStyle w:val="FirstParagraph"/>
@@ -18284,7 +18284,7 @@
       <w:r>
         <w:t xml:space="preserve"> </w:t>
       </w:r>
-      <w:hyperlink r:id="rId71">
+      <w:hyperlink r:id="rId72">
         <w:r>
           <w:rPr>
             <w:rStyle w:val="Hyperlink"/>
@@ -18374,7 +18374,7 @@
       <w:r>
         <w:t xml:space="preserve"> </w:t>
       </w:r>
-      <w:hyperlink r:id="rId72">
+      <w:hyperlink r:id="rId73">
         <w:r>
           <w:rPr>
             <w:rStyle w:val="Hyperlink"/>
@@ -18513,9 +18513,9 @@
         <w:t xml:space="preserve">is finite.</w:t>
       </w:r>
     </w:p>
-    <w:bookmarkEnd w:id="73"/>
     <w:bookmarkEnd w:id="74"/>
-    <w:bookmarkStart w:id="98" w:name="measures"/>
+    <w:bookmarkEnd w:id="75"/>
+    <w:bookmarkStart w:id="99" w:name="measures"/>
     <w:p>
       <w:pPr>
         <w:pStyle w:val="Heading2"/>
@@ -18524,7 +18524,7 @@
         <w:t xml:space="preserve">5 Measures</w:t>
       </w:r>
     </w:p>
-    <w:bookmarkStart w:id="75" w:name="def-measure"/>
+    <w:bookmarkStart w:id="76" w:name="def-measure"/>
     <w:p>
       <w:pPr>
         <w:pStyle w:val="FirstParagraph"/>
@@ -18745,8 +18745,8 @@
         <w:t xml:space="preserve">.</w:t>
       </w:r>
     </w:p>
-    <w:bookmarkEnd w:id="75"/>
-    <w:bookmarkStart w:id="76" w:name="exm-measure"/>
+    <w:bookmarkEnd w:id="76"/>
+    <w:bookmarkStart w:id="77" w:name="exm-measure"/>
     <w:p>
       <w:pPr>
         <w:pStyle w:val="FirstParagraph"/>
@@ -18996,8 +18996,8 @@
         <w:t xml:space="preserve">so it is a measure.</w:t>
       </w:r>
     </w:p>
-    <w:bookmarkEnd w:id="76"/>
-    <w:bookmarkStart w:id="77" w:name="cor-measure-finitely-additive"/>
+    <w:bookmarkEnd w:id="77"/>
+    <w:bookmarkStart w:id="78" w:name="cor-measure-finitely-additive"/>
     <w:p>
       <w:pPr>
         <w:pStyle w:val="BodyText"/>
@@ -19047,7 +19047,7 @@
         <w:t xml:space="preserve">.</w:t>
       </w:r>
     </w:p>
-    <w:bookmarkEnd w:id="77"/>
+    <w:bookmarkEnd w:id="78"/>
     <w:p>
       <w:pPr>
         <w:pStyle w:val="BodyText"/>
@@ -19155,7 +19155,7 @@
         <w:t xml:space="preserve">applies to it.</w:t>
       </w:r>
     </w:p>
-    <w:bookmarkStart w:id="78" w:name="def-counting-measure"/>
+    <w:bookmarkStart w:id="79" w:name="def-counting-measure"/>
     <w:p>
       <w:pPr>
         <w:pStyle w:val="BodyText"/>
@@ -19424,8 +19424,8 @@
         </m:oMath>
       </m:oMathPara>
     </w:p>
-    <w:bookmarkEnd w:id="78"/>
-    <w:bookmarkStart w:id="80" w:name="exm-counting-measure"/>
+    <w:bookmarkEnd w:id="79"/>
+    <w:bookmarkStart w:id="81" w:name="exm-counting-measure"/>
     <w:p>
       <w:pPr>
         <w:pStyle w:val="FirstParagraph"/>
@@ -19460,7 +19460,7 @@
       <w:r>
         <w:t xml:space="preserve"> </w:t>
       </w:r>
-      <w:hyperlink r:id="rId79">
+      <w:hyperlink r:id="rId80">
         <w:r>
           <w:rPr>
             <w:rStyle w:val="Hyperlink"/>
@@ -19927,8 +19927,8 @@
         </m:oMath>
       </m:oMathPara>
     </w:p>
-    <w:bookmarkEnd w:id="80"/>
-    <w:bookmarkStart w:id="81" w:name="def-measurable-space"/>
+    <w:bookmarkEnd w:id="81"/>
+    <w:bookmarkStart w:id="82" w:name="def-measurable-space"/>
     <w:p>
       <w:pPr>
         <w:pStyle w:val="FirstParagraph"/>
@@ -20092,8 +20092,8 @@
         <w:t xml:space="preserve">.</w:t>
       </w:r>
     </w:p>
-    <w:bookmarkEnd w:id="81"/>
-    <w:bookmarkStart w:id="82" w:name="exm-measurable-space"/>
+    <w:bookmarkEnd w:id="82"/>
+    <w:bookmarkStart w:id="83" w:name="exm-measurable-space"/>
     <w:p>
       <w:pPr>
         <w:pStyle w:val="BodyText"/>
@@ -20478,8 +20478,8 @@
         <w:t xml:space="preserve">is not one of them.</w:t>
       </w:r>
     </w:p>
-    <w:bookmarkEnd w:id="82"/>
-    <w:bookmarkStart w:id="83" w:name="def-measure-space"/>
+    <w:bookmarkEnd w:id="83"/>
+    <w:bookmarkStart w:id="84" w:name="def-measure-space"/>
     <w:p>
       <w:pPr>
         <w:pStyle w:val="FirstParagraph"/>
@@ -20613,8 +20613,8 @@
         <w:t xml:space="preserve">.</w:t>
       </w:r>
     </w:p>
-    <w:bookmarkEnd w:id="83"/>
-    <w:bookmarkStart w:id="84" w:name="exm-measure-space"/>
+    <w:bookmarkEnd w:id="84"/>
+    <w:bookmarkStart w:id="85" w:name="exm-measure-space"/>
     <w:p>
       <w:pPr>
         <w:pStyle w:val="BodyText"/>
@@ -20906,8 +20906,8 @@
         <w:t xml:space="preserve">a measure space.</w:t>
       </w:r>
     </w:p>
-    <w:bookmarkEnd w:id="84"/>
-    <w:bookmarkStart w:id="85" w:name="def-lebesgue-measure"/>
+    <w:bookmarkEnd w:id="85"/>
+    <w:bookmarkStart w:id="86" w:name="def-lebesgue-measure"/>
     <w:p>
       <w:pPr>
         <w:pStyle w:val="BodyText"/>
@@ -21472,8 +21472,8 @@
         <w:t xml:space="preserve">.</w:t>
       </w:r>
     </w:p>
-    <w:bookmarkEnd w:id="85"/>
-    <w:bookmarkStart w:id="87" w:name="rem-lebesgue-measure-exists"/>
+    <w:bookmarkEnd w:id="86"/>
+    <w:bookmarkStart w:id="88" w:name="rem-lebesgue-measure-exists"/>
     <w:p>
       <w:pPr>
         <w:pStyle w:val="BodyText"/>
@@ -21524,7 +21524,7 @@
       <w:r>
         <w:t xml:space="preserve"> </w:t>
       </w:r>
-      <w:hyperlink r:id="rId86">
+      <w:hyperlink r:id="rId87">
         <w:r>
           <w:rPr>
             <w:rStyle w:val="Hyperlink"/>
@@ -21573,8 +21573,8 @@
         <w:t xml:space="preserve">the Lebesgue-measurable sets, with the same values on Borel sets).</w:t>
       </w:r>
     </w:p>
-    <w:bookmarkEnd w:id="87"/>
-    <w:bookmarkStart w:id="88" w:name="exm-lebesgue-measure"/>
+    <w:bookmarkEnd w:id="88"/>
+    <w:bookmarkStart w:id="89" w:name="exm-lebesgue-measure"/>
     <w:p>
       <w:pPr>
         <w:pStyle w:val="BodyText"/>
@@ -22390,8 +22390,8 @@
         </m:oMath>
       </m:oMathPara>
     </w:p>
-    <w:bookmarkEnd w:id="88"/>
-    <w:bookmarkStart w:id="91" w:name="rem-measure-size"/>
+    <w:bookmarkEnd w:id="89"/>
+    <w:bookmarkStart w:id="92" w:name="rem-measure-size"/>
     <w:p>
       <w:pPr>
         <w:pStyle w:val="FirstParagraph"/>
@@ -22806,7 +22806,7 @@
       <w:r>
         <w:t xml:space="preserve"> </w:t>
       </w:r>
-      <w:hyperlink r:id="rId89">
+      <w:hyperlink r:id="rId90">
         <w:r>
           <w:rPr>
             <w:rStyle w:val="Hyperlink"/>
@@ -22823,7 +22823,7 @@
       <w:r>
         <w:t xml:space="preserve"> </w:t>
       </w:r>
-      <w:hyperlink r:id="rId90">
+      <w:hyperlink r:id="rId91">
         <w:r>
           <w:rPr>
             <w:rStyle w:val="Hyperlink"/>
@@ -22838,8 +22838,8 @@
         <w:t xml:space="preserve">theorems.</w:t>
       </w:r>
     </w:p>
-    <w:bookmarkEnd w:id="91"/>
-    <w:bookmarkStart w:id="92" w:name="def-measure-zero"/>
+    <w:bookmarkEnd w:id="92"/>
+    <w:bookmarkStart w:id="93" w:name="def-measure-zero"/>
     <w:p>
       <w:pPr>
         <w:pStyle w:val="BodyText"/>
@@ -23037,8 +23037,8 @@
         <w:t xml:space="preserve">.</w:t>
       </w:r>
     </w:p>
-    <w:bookmarkEnd w:id="92"/>
-    <w:bookmarkStart w:id="93" w:name="exm-measure-zero"/>
+    <w:bookmarkEnd w:id="93"/>
+    <w:bookmarkStart w:id="94" w:name="exm-measure-zero"/>
     <w:p>
       <w:pPr>
         <w:pStyle w:val="BodyText"/>
@@ -23212,8 +23212,8 @@
         <w:t xml:space="preserve">although neither set is empty.</w:t>
       </w:r>
     </w:p>
-    <w:bookmarkEnd w:id="93"/>
-    <w:bookmarkStart w:id="94" w:name="def-almost-everywhere"/>
+    <w:bookmarkEnd w:id="94"/>
+    <w:bookmarkStart w:id="95" w:name="def-almost-everywhere"/>
     <w:p>
       <w:pPr>
         <w:pStyle w:val="FirstParagraph"/>
@@ -23463,8 +23463,8 @@
         <w:t xml:space="preserve">.</w:t>
       </w:r>
     </w:p>
-    <w:bookmarkEnd w:id="94"/>
-    <w:bookmarkStart w:id="95" w:name="exm-almost-everywhere"/>
+    <w:bookmarkEnd w:id="95"/>
+    <w:bookmarkStart w:id="96" w:name="exm-almost-everywhere"/>
     <w:p>
       <w:pPr>
         <w:pStyle w:val="BodyText"/>
@@ -23855,8 +23855,8 @@
         <w:t xml:space="preserve">so a statement holds almost everywhere only if it holds everywhere.</w:t>
       </w:r>
     </w:p>
-    <w:bookmarkEnd w:id="95"/>
-    <w:bookmarkStart w:id="96" w:name="def-sigma-finite"/>
+    <w:bookmarkEnd w:id="96"/>
+    <w:bookmarkStart w:id="97" w:name="def-sigma-finite"/>
     <w:p>
       <w:pPr>
         <w:pStyle w:val="BodyText"/>
@@ -24258,8 +24258,8 @@
         <w:t xml:space="preserve">.</w:t>
       </w:r>
     </w:p>
-    <w:bookmarkEnd w:id="96"/>
-    <w:bookmarkStart w:id="97" w:name="exm-sigma-finite"/>
+    <w:bookmarkEnd w:id="97"/>
+    <w:bookmarkStart w:id="98" w:name="exm-sigma-finite"/>
     <w:p>
       <w:pPr>
         <w:pStyle w:val="BodyText"/>
@@ -25102,9 +25102,9 @@
         <w:t xml:space="preserve">.</w:t>
       </w:r>
     </w:p>
-    <w:bookmarkEnd w:id="97"/>
     <w:bookmarkEnd w:id="98"/>
-    <w:bookmarkStart w:id="102" w:name="probability-measures"/>
+    <w:bookmarkEnd w:id="99"/>
+    <w:bookmarkStart w:id="103" w:name="probability-measures"/>
     <w:p>
       <w:pPr>
         <w:pStyle w:val="Heading2"/>
@@ -25113,7 +25113,7 @@
         <w:t xml:space="preserve">6 Probability measures</w:t>
       </w:r>
     </w:p>
-    <w:bookmarkStart w:id="99" w:name="def-probability-measure"/>
+    <w:bookmarkStart w:id="100" w:name="def-probability-measure"/>
     <w:p>
       <w:pPr>
         <w:pStyle w:val="FirstParagraph"/>
@@ -25502,8 +25502,8 @@
         <w:t xml:space="preserve">.</w:t>
       </w:r>
     </w:p>
-    <w:bookmarkEnd w:id="99"/>
-    <w:bookmarkStart w:id="100" w:name="exm-probability-measure"/>
+    <w:bookmarkEnd w:id="100"/>
+    <w:bookmarkStart w:id="101" w:name="exm-probability-measure"/>
     <w:p>
       <w:pPr>
         <w:pStyle w:val="BodyText"/>
@@ -26465,8 +26465,8 @@
         <w:t xml:space="preserve">.</w:t>
       </w:r>
     </w:p>
-    <w:bookmarkEnd w:id="100"/>
-    <w:bookmarkStart w:id="101" w:name="rem-mutually-exclusive"/>
+    <w:bookmarkEnd w:id="101"/>
+    <w:bookmarkStart w:id="102" w:name="rem-mutually-exclusive"/>
     <w:p>
       <w:pPr>
         <w:pStyle w:val="FirstParagraph"/>
@@ -26678,9 +26678,9 @@
         <w:t xml:space="preserve">no roll is both even and odd.</w:t>
       </w:r>
     </w:p>
-    <w:bookmarkEnd w:id="101"/>
     <w:bookmarkEnd w:id="102"/>
-    <w:bookmarkStart w:id="120" w:name="measurable-functions-and-integrals"/>
+    <w:bookmarkEnd w:id="103"/>
+    <w:bookmarkStart w:id="121" w:name="measurable-functions-and-integrals"/>
     <w:p>
       <w:pPr>
         <w:pStyle w:val="Heading2"/>
@@ -26689,7 +26689,7 @@
         <w:t xml:space="preserve">7 Measurable functions and integrals</w:t>
       </w:r>
     </w:p>
-    <w:bookmarkStart w:id="103" w:name="def-measurable-function"/>
+    <w:bookmarkStart w:id="104" w:name="def-measurable-function"/>
     <w:p>
       <w:pPr>
         <w:pStyle w:val="FirstParagraph"/>
@@ -26769,7 +26769,7 @@
       <w:r>
         <w:t xml:space="preserve"> </w:t>
       </w:r>
-      <w:hyperlink r:id="rId57">
+      <w:hyperlink r:id="rId58">
         <w:r>
           <w:rPr>
             <w:rStyle w:val="Hyperlink"/>
@@ -26982,8 +26982,8 @@
         </m:oMath>
       </m:oMathPara>
     </w:p>
-    <w:bookmarkEnd w:id="103"/>
-    <w:bookmarkStart w:id="105" w:name="rem-measurable-function-general"/>
+    <w:bookmarkEnd w:id="104"/>
+    <w:bookmarkStart w:id="106" w:name="rem-measurable-function-general"/>
     <w:p>
       <w:pPr>
         <w:pStyle w:val="FirstParagraph"/>
@@ -27316,7 +27316,7 @@
       <w:r>
         <w:t xml:space="preserve"> </w:t>
       </w:r>
-      <w:hyperlink r:id="rId104">
+      <w:hyperlink r:id="rId105">
         <w:r>
           <w:rPr>
             <w:rStyle w:val="Hyperlink"/>
@@ -27492,8 +27492,8 @@
         <w:t xml:space="preserve">.</w:t>
       </w:r>
     </w:p>
-    <w:bookmarkEnd w:id="105"/>
-    <w:bookmarkStart w:id="106" w:name="exm-measurable-function"/>
+    <w:bookmarkEnd w:id="106"/>
+    <w:bookmarkStart w:id="107" w:name="exm-measurable-function"/>
     <w:p>
       <w:pPr>
         <w:pStyle w:val="BodyText"/>
@@ -28414,8 +28414,8 @@
         <w:t xml:space="preserve">, is measurable.</w:t>
       </w:r>
     </w:p>
-    <w:bookmarkEnd w:id="106"/>
-    <w:bookmarkStart w:id="109" w:name="def-integral-nonneg"/>
+    <w:bookmarkEnd w:id="107"/>
+    <w:bookmarkStart w:id="110" w:name="def-integral-nonneg"/>
     <w:p>
       <w:pPr>
         <w:pStyle w:val="BodyText"/>
@@ -28840,7 +28840,7 @@
       <w:r>
         <w:t xml:space="preserve"> </w:t>
       </w:r>
-      <w:hyperlink r:id="rId107">
+      <w:hyperlink r:id="rId108">
         <w:r>
           <w:rPr>
             <w:rStyle w:val="Hyperlink"/>
@@ -29030,7 +29030,7 @@
       <w:r>
         <w:t xml:space="preserve"> </w:t>
       </w:r>
-      <w:hyperlink r:id="rId108">
+      <w:hyperlink r:id="rId109">
         <w:r>
           <w:rPr>
             <w:rStyle w:val="Hyperlink"/>
@@ -29322,8 +29322,8 @@
         <w:t xml:space="preserve">(Billingsley 1995, sec. 15)</w:t>
       </w:r>
     </w:p>
-    <w:bookmarkEnd w:id="109"/>
-    <w:bookmarkStart w:id="112" w:name="rem-integral-nonneg-lower-sums"/>
+    <w:bookmarkEnd w:id="110"/>
+    <w:bookmarkStart w:id="113" w:name="rem-integral-nonneg-lower-sums"/>
     <w:p>
       <w:pPr>
         <w:pStyle w:val="BodyText"/>
@@ -29488,7 +29488,7 @@
       <w:r>
         <w:t xml:space="preserve"> </w:t>
       </w:r>
-      <w:hyperlink r:id="rId110">
+      <w:hyperlink r:id="rId111">
         <w:r>
           <w:rPr>
             <w:rStyle w:val="Hyperlink"/>
@@ -29660,7 +29660,7 @@
       <w:r>
         <w:t xml:space="preserve"> </w:t>
       </w:r>
-      <w:hyperlink r:id="rId111">
+      <w:hyperlink r:id="rId112">
         <w:r>
           <w:rPr>
             <w:rStyle w:val="Hyperlink"/>
@@ -29672,8 +29672,8 @@
         <w:t xml:space="preserve">).</w:t>
       </w:r>
     </w:p>
-    <w:bookmarkEnd w:id="112"/>
-    <w:bookmarkStart w:id="113" w:name="exm-integral-nonneg"/>
+    <w:bookmarkEnd w:id="113"/>
+    <w:bookmarkStart w:id="114" w:name="exm-integral-nonneg"/>
     <w:p>
       <w:pPr>
         <w:pStyle w:val="BodyText"/>
@@ -31101,8 +31101,8 @@
         <w:t xml:space="preserve">.</w:t>
       </w:r>
     </w:p>
-    <w:bookmarkEnd w:id="113"/>
-    <w:bookmarkStart w:id="114" w:name="def-integral"/>
+    <w:bookmarkEnd w:id="114"/>
+    <w:bookmarkStart w:id="115" w:name="def-integral"/>
     <w:p>
       <w:pPr>
         <w:pStyle w:val="BodyText"/>
@@ -32024,8 +32024,8 @@
         <w:t xml:space="preserve">(Billingsley 1995, sec. 15)</w:t>
       </w:r>
     </w:p>
-    <w:bookmarkEnd w:id="114"/>
-    <w:bookmarkStart w:id="115" w:name="exm-integral"/>
+    <w:bookmarkEnd w:id="115"/>
+    <w:bookmarkStart w:id="116" w:name="exm-integral"/>
     <w:p>
       <w:pPr>
         <w:pStyle w:val="BodyText"/>
@@ -32763,8 +32763,8 @@
         </m:oMath>
       </m:oMathPara>
     </w:p>
-    <w:bookmarkEnd w:id="115"/>
-    <w:bookmarkStart w:id="117" w:name="def-absolutely-integrable"/>
+    <w:bookmarkEnd w:id="116"/>
+    <w:bookmarkStart w:id="118" w:name="def-absolutely-integrable"/>
     <w:p>
       <w:pPr>
         <w:pStyle w:val="FirstParagraph"/>
@@ -32955,7 +32955,7 @@
       <w:r>
         <w:t xml:space="preserve"> </w:t>
       </w:r>
-      <w:hyperlink r:id="rId116">
+      <w:hyperlink r:id="rId117">
         <w:r>
           <w:rPr>
             <w:rStyle w:val="Hyperlink"/>
@@ -33063,8 +33063,8 @@
         <w:t xml:space="preserve">.</w:t>
       </w:r>
     </w:p>
-    <w:bookmarkEnd w:id="117"/>
-    <w:bookmarkStart w:id="118" w:name="rem-absolutely-integrable-integral"/>
+    <w:bookmarkEnd w:id="118"/>
+    <w:bookmarkStart w:id="119" w:name="rem-absolutely-integrable-integral"/>
     <w:p>
       <w:pPr>
         <w:pStyle w:val="BodyText"/>
@@ -33480,8 +33480,8 @@
         <w:t xml:space="preserve">) is a real number.</w:t>
       </w:r>
     </w:p>
-    <w:bookmarkEnd w:id="118"/>
-    <w:bookmarkStart w:id="119" w:name="exm-absolutely-integrable"/>
+    <w:bookmarkEnd w:id="119"/>
+    <w:bookmarkStart w:id="120" w:name="exm-absolutely-integrable"/>
     <w:p>
       <w:pPr>
         <w:pStyle w:val="BodyText"/>
@@ -33985,9 +33985,9 @@
         <w:t xml:space="preserve">).</w:t>
       </w:r>
     </w:p>
-    <w:bookmarkEnd w:id="119"/>
     <w:bookmarkEnd w:id="120"/>
-    <w:bookmarkStart w:id="131" w:name="lp-spaces"/>
+    <w:bookmarkEnd w:id="121"/>
+    <w:bookmarkStart w:id="132" w:name="lp-spaces"/>
     <w:p>
       <w:pPr>
         <w:pStyle w:val="Heading2"/>
@@ -34019,7 +34019,7 @@
         <w:t xml:space="preserve">spaces</w:t>
       </w:r>
     </w:p>
-    <w:bookmarkStart w:id="122" w:name="def-lp-space"/>
+    <w:bookmarkStart w:id="123" w:name="def-lp-space"/>
     <w:p>
       <w:pPr>
         <w:pStyle w:val="FirstParagraph"/>
@@ -34661,7 +34661,7 @@
       <w:r>
         <w:t xml:space="preserve"> </w:t>
       </w:r>
-      <w:hyperlink r:id="rId121">
+      <w:hyperlink r:id="rId122">
         <w:r>
           <w:rPr>
             <w:rStyle w:val="Hyperlink"/>
@@ -35271,8 +35271,8 @@
         <w:t xml:space="preserve">consists of equivalence classes of essentially bounded measurable functions.</w:t>
       </w:r>
     </w:p>
-    <w:bookmarkEnd w:id="122"/>
-    <w:bookmarkStart w:id="123" w:name="exm-lp-space"/>
+    <w:bookmarkEnd w:id="123"/>
+    <w:bookmarkStart w:id="124" w:name="exm-lp-space"/>
     <w:p>
       <w:pPr>
         <w:pStyle w:val="BodyText"/>
@@ -36513,8 +36513,8 @@
         <w:t xml:space="preserve">on finite-measure sets: higher exponents impose stricter integrability requirements near singularities.</w:t>
       </w:r>
     </w:p>
-    <w:bookmarkEnd w:id="123"/>
-    <w:bookmarkStart w:id="124" w:name="thm-holder-inequality"/>
+    <w:bookmarkEnd w:id="124"/>
+    <w:bookmarkStart w:id="125" w:name="thm-holder-inequality"/>
     <w:p>
       <w:pPr>
         <w:pStyle w:val="BodyText"/>
@@ -37238,8 +37238,8 @@
         <w:t xml:space="preserve">this inequality is the Cauchy-Schwarz inequality for integrals.</w:t>
       </w:r>
     </w:p>
-    <w:bookmarkEnd w:id="124"/>
-    <w:bookmarkStart w:id="125" w:name="thm-minkowski-inequality"/>
+    <w:bookmarkEnd w:id="125"/>
+    <w:bookmarkStart w:id="126" w:name="thm-minkowski-inequality"/>
     <w:p>
       <w:pPr>
         <w:pStyle w:val="BodyText"/>
@@ -37792,7 +37792,7 @@
       <w:r>
         <w:t xml:space="preserve"> </w:t>
       </w:r>
-      <w:hyperlink r:id="rId121">
+      <w:hyperlink r:id="rId122">
         <w:r>
           <w:rPr>
             <w:rStyle w:val="Hyperlink"/>
@@ -37804,8 +37804,8 @@
         <w:t xml:space="preserve">.</w:t>
       </w:r>
     </w:p>
-    <w:bookmarkEnd w:id="125"/>
-    <w:bookmarkStart w:id="127" w:name="exm-holder-inequality"/>
+    <w:bookmarkEnd w:id="126"/>
+    <w:bookmarkStart w:id="128" w:name="exm-holder-inequality"/>
     <w:p>
       <w:pPr>
         <w:pStyle w:val="BodyText"/>
@@ -38464,7 +38464,7 @@
       <w:r>
         <w:t xml:space="preserve"> </w:t>
       </w:r>
-      <w:hyperlink r:id="rId126">
+      <w:hyperlink r:id="rId127">
         <w:r>
           <w:rPr>
             <w:rStyle w:val="Hyperlink"/>
@@ -38741,8 +38741,8 @@
         <w:t xml:space="preserve">guaranteeing that the covariance between any two square-integrable random variables is finite.</w:t>
       </w:r>
     </w:p>
-    <w:bookmarkEnd w:id="127"/>
-    <w:bookmarkStart w:id="130" w:name="rem-lp-spaces-machine-learning"/>
+    <w:bookmarkEnd w:id="128"/>
+    <w:bookmarkStart w:id="131" w:name="rem-lp-spaces-machine-learning"/>
     <w:p>
       <w:pPr>
         <w:pStyle w:val="FirstParagraph"/>
@@ -39145,7 +39145,7 @@
       <w:r>
         <w:t xml:space="preserve"> </w:t>
       </w:r>
-      <w:hyperlink r:id="rId128">
+      <w:hyperlink r:id="rId129">
         <w:r>
           <w:rPr>
             <w:rStyle w:val="Hyperlink"/>
@@ -39522,7 +39522,7 @@
       <w:r>
         <w:t xml:space="preserve"> </w:t>
       </w:r>
-      <w:hyperlink r:id="rId129">
+      <w:hyperlink r:id="rId130">
         <w:r>
           <w:rPr>
             <w:rStyle w:val="Hyperlink"/>
@@ -40069,9 +40069,9 @@
         <w:t xml:space="preserve">minimizes the worst-case maximum error across all instances.</w:t>
       </w:r>
     </w:p>
-    <w:bookmarkEnd w:id="130"/>
     <w:bookmarkEnd w:id="131"/>
-    <w:bookmarkStart w:id="137" w:name="product-measures"/>
+    <w:bookmarkEnd w:id="132"/>
+    <w:bookmarkStart w:id="138" w:name="product-measures"/>
     <w:p>
       <w:pPr>
         <w:pStyle w:val="Heading2"/>
@@ -40080,7 +40080,7 @@
         <w:t xml:space="preserve">9 Product measures</w:t>
       </w:r>
     </w:p>
-    <w:bookmarkStart w:id="133" w:name="def-product-sigma-algebra"/>
+    <w:bookmarkStart w:id="134" w:name="def-product-sigma-algebra"/>
     <w:p>
       <w:pPr>
         <w:pStyle w:val="FirstParagraph"/>
@@ -40234,7 +40234,7 @@
       <w:r>
         <w:t xml:space="preserve"> </w:t>
       </w:r>
-      <w:hyperlink r:id="rId132">
+      <w:hyperlink r:id="rId133">
         <w:r>
           <w:rPr>
             <w:rStyle w:val="Hyperlink"/>
@@ -40428,8 +40428,8 @@
         <w:t xml:space="preserve">the measurable rectangles.</w:t>
       </w:r>
     </w:p>
-    <w:bookmarkEnd w:id="133"/>
-    <w:bookmarkStart w:id="134" w:name="exm-product-sigma-algebra"/>
+    <w:bookmarkEnd w:id="134"/>
+    <w:bookmarkStart w:id="135" w:name="exm-product-sigma-algebra"/>
     <w:p>
       <w:pPr>
         <w:pStyle w:val="BodyText"/>
@@ -40928,8 +40928,8 @@
         <w:t xml:space="preserve">.</w:t>
       </w:r>
     </w:p>
-    <w:bookmarkEnd w:id="134"/>
-    <w:bookmarkStart w:id="135" w:name="def-product-measure"/>
+    <w:bookmarkEnd w:id="135"/>
+    <w:bookmarkStart w:id="136" w:name="def-product-measure"/>
     <w:p>
       <w:pPr>
         <w:pStyle w:val="FirstParagraph"/>
@@ -41539,8 +41539,8 @@
         <w:t xml:space="preserve">.</w:t>
       </w:r>
     </w:p>
-    <w:bookmarkEnd w:id="135"/>
-    <w:bookmarkStart w:id="136" w:name="exm-product-measure"/>
+    <w:bookmarkEnd w:id="136"/>
+    <w:bookmarkStart w:id="137" w:name="exm-product-measure"/>
     <w:p>
       <w:pPr>
         <w:pStyle w:val="BodyText"/>
@@ -42197,9 +42197,9 @@
         <w:t xml:space="preserve">the area of the rectangle.</w:t>
       </w:r>
     </w:p>
-    <w:bookmarkEnd w:id="136"/>
     <w:bookmarkEnd w:id="137"/>
-    <w:bookmarkStart w:id="138" w:name="sec-further-reading"/>
+    <w:bookmarkEnd w:id="138"/>
+    <w:bookmarkStart w:id="139" w:name="sec-further-reading"/>
     <w:p>
       <w:pPr>
         <w:pStyle w:val="Heading2"/>
@@ -42302,8 +42302,8 @@
         <w:t xml:space="preserve">that opens with a chapter on introductory measure theory.</w:t>
       </w:r>
     </w:p>
-    <w:bookmarkEnd w:id="138"/>
-    <w:bookmarkStart w:id="147" w:name="references"/>
+    <w:bookmarkEnd w:id="139"/>
+    <w:bookmarkStart w:id="148" w:name="references"/>
     <w:p>
       <w:pPr>
         <w:pStyle w:val="Heading2"/>
@@ -42312,8 +42312,8 @@
         <w:t xml:space="preserve">References</w:t>
       </w:r>
     </w:p>
-    <w:bookmarkStart w:id="146" w:name="refs"/>
-    <w:bookmarkStart w:id="139" w:name="ref-billingsley1995probability"/>
+    <w:bookmarkStart w:id="147" w:name="refs"/>
+    <w:bookmarkStart w:id="140" w:name="ref-billingsley1995probability"/>
     <w:p>
       <w:pPr>
         <w:pStyle w:val="Bibliography"/>
@@ -42335,8 +42335,8 @@
         <w:t xml:space="preserve">. 3rd ed. Wiley Series in Probability and Mathematical Statistics. Wiley.</w:t>
       </w:r>
     </w:p>
-    <w:bookmarkEnd w:id="139"/>
-    <w:bookmarkStart w:id="141" w:name="ref-CaseBerg01"/>
+    <w:bookmarkEnd w:id="140"/>
+    <w:bookmarkStart w:id="142" w:name="ref-CaseBerg01"/>
     <w:p>
       <w:pPr>
         <w:pStyle w:val="Bibliography"/>
@@ -42360,7 +42360,7 @@
       <w:r>
         <w:t xml:space="preserve"> </w:t>
       </w:r>
-      <w:hyperlink r:id="rId140">
+      <w:hyperlink r:id="rId141">
         <w:r>
           <w:rPr>
             <w:rStyle w:val="Hyperlink"/>
@@ -42372,8 +42372,8 @@
         <w:t xml:space="preserve">.</w:t>
       </w:r>
     </w:p>
-    <w:bookmarkEnd w:id="141"/>
-    <w:bookmarkStart w:id="143" w:name="ref-folland1999real"/>
+    <w:bookmarkEnd w:id="142"/>
+    <w:bookmarkStart w:id="144" w:name="ref-folland1999real"/>
     <w:p>
       <w:pPr>
         <w:pStyle w:val="Bibliography"/>
@@ -42397,7 +42397,7 @@
       <w:r>
         <w:t xml:space="preserve"> </w:t>
       </w:r>
-      <w:hyperlink r:id="rId142">
+      <w:hyperlink r:id="rId143">
         <w:r>
           <w:rPr>
             <w:rStyle w:val="Hyperlink"/>
@@ -42409,8 +42409,8 @@
         <w:t xml:space="preserve">.</w:t>
       </w:r>
     </w:p>
-    <w:bookmarkEnd w:id="143"/>
-    <w:bookmarkStart w:id="145" w:name="ref-gut2013"/>
+    <w:bookmarkEnd w:id="144"/>
+    <w:bookmarkStart w:id="146" w:name="ref-gut2013"/>
     <w:p>
       <w:pPr>
         <w:pStyle w:val="Bibliography"/>
@@ -42434,7 +42434,7 @@
       <w:r>
         <w:t xml:space="preserve"> </w:t>
       </w:r>
-      <w:hyperlink r:id="rId144">
+      <w:hyperlink r:id="rId145">
         <w:r>
           <w:rPr>
             <w:rStyle w:val="Hyperlink"/>
@@ -42446,9 +42446,9 @@
         <w:t xml:space="preserve">.</w:t>
       </w:r>
     </w:p>
-    <w:bookmarkEnd w:id="145"/>
     <w:bookmarkEnd w:id="146"/>
     <w:bookmarkEnd w:id="147"/>
+    <w:bookmarkEnd w:id="148"/>
     <w:sectPr>
       <w:footnotePr>
         <w:numRestart w:val="eachSect"/>
